--- a/testakten/versausgleich-haerte-bgh-schaefer-nuernberg/03_eheliche_vermoegensverhaeltnisse.docx
+++ b/testakten/versausgleich-haerte-bgh-schaefer-nuernberg/03_eheliche_vermoegensverhaeltnisse.docx
@@ -18,7 +18,7 @@
         <w:jc w:val="left"/>
       </w:pPr>
       <w:r>
-        <w:t>Stand: 30.04.2021 (Ehezeitende § 3 Abs. 1 VersAusglG, zugleich maßgeblicher Stichtag § 1384 BGB für das Endvermögen, da der Scheidungsantrag am 19.05.2021 zugestellt wurde).</w:t>
+        <w:t>Stand: 30.04.2021 (Ehezeitende Paragraf 3 Abs. 1 VersAusglG, zugleich maßgeblicher Stichtag Paragraf 1384 BGB für das Endvermögen, da der Scheidungsantrag am 19.05.2021 zugestellt wurde).</w:t>
       </w:r>
     </w:p>
     <w:p>
@@ -216,7 +216,7 @@
                 <w:rFonts w:ascii="Times New Roman" w:hAnsi="Times New Roman"/>
                 <w:sz w:val="20"/>
               </w:rPr>
-              <w:t>Hausrat (anteilig 1/2 nach §§ 1361a BGB-Vermutung)</w:t>
+              <w:t>Hausrat (anteilig 1/2 nach Paragrafen 1361a BGB-Vermutung)</w:t>
             </w:r>
           </w:p>
         </w:tc>
@@ -284,7 +284,7 @@
         <w:jc w:val="left"/>
       </w:pPr>
       <w:r>
-        <w:t>Privilegiertes Anfangsvermögen § 1374 Abs. 2 BGB; nicht zum Zugewinn zu rechnen, soweit Substanz.</w:t>
+        <w:t>Privilegiertes Anfangsvermögen Paragraf 1374 Abs. 2 BGB; nicht zum Zugewinn zu rechnen, soweit Substanz.</w:t>
       </w:r>
     </w:p>
     <w:tbl>
@@ -1183,7 +1183,7 @@
         <w:rPr>
           <w:i/>
         </w:rPr>
-        <w:t>Hinweis: Diese Bestandsaufnahme dient dem Verständnis des Härteeinwands § 27 VersAusglG. Maßgeblich ist nicht der Zugewinn, sondern die Frage, ob die Ehefrau wegen ihres Vermögensbestandes auf den Versorgungsausgleich nicht angewiesen ist.</w:t>
+        <w:t>Hinweis: Diese Bestandsaufnahme dient dem Verständnis des Härteeinwands Paragraf 27 VersAusglG. Maßgeblich ist nicht der Zugewinn, sondern die Frage, ob die Ehefrau wegen ihres Vermögensbestandes auf den Versorgungsausgleich nicht angewiesen ist.</w:t>
       </w:r>
     </w:p>
     <w:sectPr>
